--- a/disciplinas/model_based_design/entrega_docx/TEMPLATE ENTREGA DE TRABALHO - Model Based Design for Cyber-Physical Systems - MESTRE.docx
+++ b/disciplinas/model_based_design/entrega_docx/TEMPLATE ENTREGA DE TRABALHO - Model Based Design for Cyber-Physical Systems - MESTRE.docx
@@ -5488,7 +5488,7 @@
                 <w:b/>
                 <w:sz w:val="24"/>
               </w:rPr>
-              <w:t>3. Vídeo de apresentação — (25% da nota)</w:t>
+              <w:t>3. Vídeo Pitch — (25% da nota)</w:t>
             </w:r>
           </w:p>
           <w:p>
@@ -5893,6 +5893,30 @@
           <w:p>
             <w:pPr>
               <w:spacing w:line="276" w:lineRule="auto" w:before="0" w:after="120"/>
+              <w:ind w:firstLine="0" w:left="432"/>
+              <w:jc w:val="left"/>
+            </w:pPr>
+            <w:r>
+              <w:rPr>
+                <w:rFonts w:ascii="Times New Roman" w:hAnsi="Times New Roman"/>
+                <w:b/>
+                <w:i/>
+                <w:sz w:val="24"/>
+              </w:rPr>
+              <w:t>Atenção:</w:t>
+            </w:r>
+            <w:r>
+              <w:rPr>
+                <w:rFonts w:ascii="Times New Roman" w:hAnsi="Times New Roman"/>
+                <w:i/>
+                <w:sz w:val="24"/>
+              </w:rPr>
+              <w:t xml:space="preserve"> este tópico será removido antes do case ser disponibilizado ao aluno — é apenas para o professor tutor que corrigirá.</w:t>
+            </w:r>
+          </w:p>
+          <w:p>
+            <w:pPr>
+              <w:spacing w:line="276" w:lineRule="auto" w:before="0" w:after="120"/>
               <w:ind w:firstLine="0"/>
               <w:jc w:val="left"/>
             </w:pPr>
@@ -8192,7 +8216,7 @@
           <w:b/>
           <w:sz w:val="24"/>
         </w:rPr>
-        <w:t>2. Pesquise</w:t>
+        <w:t>2. Fontes de Pesquisa</w:t>
       </w:r>
     </w:p>
     <w:p>
